--- a/Discrete_Maths_System_Architecture/Report/DMSA_Project_Report.docx
+++ b/Discrete_Maths_System_Architecture/Report/DMSA_Project_Report.docx
@@ -22,7 +22,7 @@
           <w14:ligatures w14:val="none"/>
         </w:rPr>
         <w:pict w14:anchorId="19387350">
-          <v:rect id="_x0000_i1039" style="width:0;height:1.5pt" o:hralign="center" o:hrstd="t" o:hr="t" fillcolor="#a0a0a0" stroked="f"/>
+          <v:rect id="_x0000_i1025" style="width:0;height:1.5pt" o:hralign="center" o:hrstd="t" o:hr="t" fillcolor="#a0a0a0" stroked="f"/>
         </w:pict>
       </w:r>
     </w:p>
@@ -98,7 +98,7 @@
           <w14:ligatures w14:val="none"/>
         </w:rPr>
         <w:pict w14:anchorId="25AC840E">
-          <v:rect id="_x0000_i1040" style="width:0;height:1.5pt" o:hralign="center" o:hrstd="t" o:hr="t" fillcolor="#a0a0a0" stroked="f"/>
+          <v:rect id="_x0000_i1026" style="width:0;height:1.5pt" o:hralign="center" o:hrstd="t" o:hr="t" fillcolor="#a0a0a0" stroked="f"/>
         </w:pict>
       </w:r>
     </w:p>
@@ -509,7 +509,7 @@
           <w14:ligatures w14:val="none"/>
         </w:rPr>
         <w:pict w14:anchorId="6652C535">
-          <v:rect id="_x0000_i1041" style="width:0;height:1.5pt" o:hralign="center" o:hrstd="t" o:hr="t" fillcolor="#a0a0a0" stroked="f"/>
+          <v:rect id="_x0000_i1027" style="width:0;height:1.5pt" o:hralign="center" o:hrstd="t" o:hr="t" fillcolor="#a0a0a0" stroked="f"/>
         </w:pict>
       </w:r>
     </w:p>
@@ -1154,7 +1154,7 @@
           <w14:ligatures w14:val="none"/>
         </w:rPr>
         <w:pict w14:anchorId="10645DF8">
-          <v:rect id="_x0000_i1042" style="width:0;height:1.5pt" o:hralign="center" o:hrstd="t" o:hr="t" fillcolor="#a0a0a0" stroked="f"/>
+          <v:rect id="_x0000_i1028" style="width:0;height:1.5pt" o:hralign="center" o:hrstd="t" o:hr="t" fillcolor="#a0a0a0" stroked="f"/>
         </w:pict>
       </w:r>
     </w:p>
@@ -2208,7 +2208,7 @@
           <w14:ligatures w14:val="none"/>
         </w:rPr>
         <w:pict w14:anchorId="7575B328">
-          <v:rect id="_x0000_i1043" style="width:0;height:1.5pt" o:hralign="center" o:hrstd="t" o:hr="t" fillcolor="#a0a0a0" stroked="f"/>
+          <v:rect id="_x0000_i1029" style="width:0;height:1.5pt" o:hralign="center" o:hrstd="t" o:hr="t" fillcolor="#a0a0a0" stroked="f"/>
         </w:pict>
       </w:r>
     </w:p>
@@ -2843,7 +2843,7 @@
           <w14:ligatures w14:val="none"/>
         </w:rPr>
         <w:pict w14:anchorId="60A4028F">
-          <v:rect id="_x0000_i1075" style="width:0;height:1.5pt" o:hralign="center" o:hrstd="t" o:hr="t" fillcolor="#a0a0a0" stroked="f"/>
+          <v:rect id="_x0000_i1030" style="width:0;height:1.5pt" o:hralign="center" o:hrstd="t" o:hr="t" fillcolor="#a0a0a0" stroked="f"/>
         </w:pict>
       </w:r>
     </w:p>
@@ -3286,7 +3286,7 @@
           <w14:ligatures w14:val="none"/>
         </w:rPr>
         <w:pict w14:anchorId="6A519D49">
-          <v:rect id="_x0000_i1045" style="width:0;height:1.5pt" o:hralign="center" o:hrstd="t" o:hr="t" fillcolor="#a0a0a0" stroked="f"/>
+          <v:rect id="_x0000_i1031" style="width:0;height:1.5pt" o:hralign="center" o:hrstd="t" o:hr="t" fillcolor="#a0a0a0" stroked="f"/>
         </w:pict>
       </w:r>
     </w:p>
@@ -3781,7 +3781,7 @@
           <w14:ligatures w14:val="none"/>
         </w:rPr>
         <w:pict w14:anchorId="580BEE42">
-          <v:rect id="_x0000_i1046" style="width:0;height:1.5pt" o:hralign="center" o:hrstd="t" o:hr="t" fillcolor="#a0a0a0" stroked="f"/>
+          <v:rect id="_x0000_i1032" style="width:0;height:1.5pt" o:hralign="center" o:hrstd="t" o:hr="t" fillcolor="#a0a0a0" stroked="f"/>
         </w:pict>
       </w:r>
     </w:p>
@@ -4203,12 +4203,37 @@
           <w14:ligatures w14:val="none"/>
         </w:rPr>
         <w:pict w14:anchorId="5CC033AA">
-          <v:rect id="_x0000_i1047" style="width:0;height:1.5pt" o:hralign="center" o:hrstd="t" o:hr="t" fillcolor="#a0a0a0" stroked="f"/>
+          <v:rect id="_x0000_i1039" style="width:0;height:1.5pt" o:hralign="center" o:hrstd="t" o:hr="t" fillcolor="#a0a0a0" stroked="f"/>
         </w:pict>
       </w:r>
     </w:p>
     <w:p>
       <w:pPr>
+        <w:rPr>
+          <w:rFonts w:ascii="Times New Roman" w:eastAsia="Times New Roman" w:hAnsi="Times New Roman" w:cs="Times New Roman"/>
+          <w:b/>
+          <w:bCs/>
+          <w:kern w:val="0"/>
+          <w:sz w:val="34"/>
+          <w:szCs w:val="34"/>
+          <w14:ligatures w14:val="none"/>
+        </w:rPr>
+      </w:pPr>
+      <w:r>
+        <w:rPr>
+          <w:rFonts w:ascii="Times New Roman" w:eastAsia="Times New Roman" w:hAnsi="Times New Roman" w:cs="Times New Roman"/>
+          <w:b/>
+          <w:bCs/>
+          <w:kern w:val="0"/>
+          <w:sz w:val="34"/>
+          <w:szCs w:val="34"/>
+          <w14:ligatures w14:val="none"/>
+        </w:rPr>
+        <w:br w:type="page"/>
+      </w:r>
+    </w:p>
+    <w:p>
+      <w:pPr>
         <w:spacing w:before="100" w:beforeAutospacing="1" w:after="100" w:afterAutospacing="1" w:line="240" w:lineRule="auto"/>
         <w:outlineLvl w:val="1"/>
         <w:rPr>
@@ -4231,36 +4256,111 @@
           <w:szCs w:val="34"/>
           <w14:ligatures w14:val="none"/>
         </w:rPr>
-        <w:t>8. Conclusion</w:t>
+        <w:lastRenderedPageBreak/>
+        <w:t>9</w:t>
+      </w:r>
+      <w:r>
+        <w:rPr>
+          <w:rFonts w:ascii="Times New Roman" w:eastAsia="Times New Roman" w:hAnsi="Times New Roman" w:cs="Times New Roman"/>
+          <w:b/>
+          <w:bCs/>
+          <w:kern w:val="0"/>
+          <w:sz w:val="34"/>
+          <w:szCs w:val="34"/>
+          <w14:ligatures w14:val="none"/>
+        </w:rPr>
+        <w:t>. Conclusion</w:t>
       </w:r>
     </w:p>
     <w:p>
       <w:pPr>
         <w:spacing w:before="100" w:beforeAutospacing="1" w:after="100" w:afterAutospacing="1" w:line="240" w:lineRule="auto"/>
-        <w:rPr>
-          <w:rFonts w:ascii="Times New Roman" w:eastAsia="Times New Roman" w:hAnsi="Times New Roman" w:cs="Times New Roman"/>
-          <w:kern w:val="0"/>
-          <w:sz w:val="22"/>
-          <w:szCs w:val="22"/>
-          <w14:ligatures w14:val="none"/>
-        </w:rPr>
-      </w:pPr>
-      <w:r>
-        <w:rPr>
-          <w:rFonts w:ascii="Times New Roman" w:eastAsia="Times New Roman" w:hAnsi="Times New Roman" w:cs="Times New Roman"/>
-          <w:kern w:val="0"/>
-          <w:sz w:val="22"/>
-          <w:szCs w:val="22"/>
-          <w14:ligatures w14:val="none"/>
-        </w:rPr>
-        <w:t xml:space="preserve">The Discrete Mathematics Automation System demonstrates the effective use of </w:t>
-      </w:r>
-      <w:r>
+        <w:outlineLvl w:val="1"/>
         <w:rPr>
           <w:rFonts w:ascii="Times New Roman" w:eastAsia="Times New Roman" w:hAnsi="Times New Roman" w:cs="Times New Roman"/>
           <w:b/>
           <w:bCs/>
           <w:kern w:val="0"/>
+          <w:sz w:val="34"/>
+          <w:szCs w:val="34"/>
+          <w14:ligatures w14:val="none"/>
+        </w:rPr>
+      </w:pPr>
+      <w:r>
+        <w:rPr>
+          <w:rFonts w:ascii="Times New Roman" w:eastAsia="Times New Roman" w:hAnsi="Times New Roman" w:cs="Times New Roman"/>
+          <w:b/>
+          <w:bCs/>
+          <w:kern w:val="0"/>
+          <w:sz w:val="34"/>
+          <w:szCs w:val="34"/>
+          <w14:ligatures w14:val="none"/>
+        </w:rPr>
+        <w:drawing>
+          <wp:inline distT="0" distB="0" distL="0" distR="0" wp14:anchorId="157E0D04" wp14:editId="2B00F0B9">
+            <wp:extent cx="6858000" cy="8710295"/>
+            <wp:effectExtent l="0" t="0" r="0" b="0"/>
+            <wp:docPr id="2115498985" name="Picture 1"/>
+            <wp:cNvGraphicFramePr>
+              <a:graphicFrameLocks xmlns:a="http://schemas.openxmlformats.org/drawingml/2006/main" noChangeAspect="1"/>
+            </wp:cNvGraphicFramePr>
+            <a:graphic xmlns:a="http://schemas.openxmlformats.org/drawingml/2006/main">
+              <a:graphicData uri="http://schemas.openxmlformats.org/drawingml/2006/picture">
+                <pic:pic xmlns:pic="http://schemas.openxmlformats.org/drawingml/2006/picture">
+                  <pic:nvPicPr>
+                    <pic:cNvPr id="2115498985" name=""/>
+                    <pic:cNvPicPr/>
+                  </pic:nvPicPr>
+                  <pic:blipFill>
+                    <a:blip r:embed="rId5"/>
+                    <a:stretch>
+                      <a:fillRect/>
+                    </a:stretch>
+                  </pic:blipFill>
+                  <pic:spPr>
+                    <a:xfrm>
+                      <a:off x="0" y="0"/>
+                      <a:ext cx="6858000" cy="8710295"/>
+                    </a:xfrm>
+                    <a:prstGeom prst="rect">
+                      <a:avLst/>
+                    </a:prstGeom>
+                  </pic:spPr>
+                </pic:pic>
+              </a:graphicData>
+            </a:graphic>
+          </wp:inline>
+        </w:drawing>
+      </w:r>
+    </w:p>
+    <w:p>
+      <w:pPr>
+        <w:spacing w:before="100" w:beforeAutospacing="1" w:after="100" w:afterAutospacing="1" w:line="240" w:lineRule="auto"/>
+        <w:rPr>
+          <w:rFonts w:ascii="Times New Roman" w:eastAsia="Times New Roman" w:hAnsi="Times New Roman" w:cs="Times New Roman"/>
+          <w:kern w:val="0"/>
+          <w:sz w:val="22"/>
+          <w:szCs w:val="22"/>
+          <w14:ligatures w14:val="none"/>
+        </w:rPr>
+      </w:pPr>
+      <w:r>
+        <w:rPr>
+          <w:rFonts w:ascii="Times New Roman" w:eastAsia="Times New Roman" w:hAnsi="Times New Roman" w:cs="Times New Roman"/>
+          <w:kern w:val="0"/>
+          <w:sz w:val="22"/>
+          <w:szCs w:val="22"/>
+          <w14:ligatures w14:val="none"/>
+        </w:rPr>
+        <w:lastRenderedPageBreak/>
+        <w:t xml:space="preserve">The Discrete Mathematics Automation System demonstrates the effective use of </w:t>
+      </w:r>
+      <w:r>
+        <w:rPr>
+          <w:rFonts w:ascii="Times New Roman" w:eastAsia="Times New Roman" w:hAnsi="Times New Roman" w:cs="Times New Roman"/>
+          <w:b/>
+          <w:bCs/>
+          <w:kern w:val="0"/>
           <w:sz w:val="22"/>
           <w:szCs w:val="22"/>
           <w14:ligatures w14:val="none"/>
@@ -4384,7 +4484,7 @@
           <w14:ligatures w14:val="none"/>
         </w:rPr>
         <w:pict w14:anchorId="548AEADB">
-          <v:rect id="_x0000_i1048" style="width:0;height:1.5pt" o:hralign="center" o:hrstd="t" o:hr="t" fillcolor="#a0a0a0" stroked="f"/>
+          <v:rect id="_x0000_i1034" style="width:0;height:1.5pt" o:hralign="center" o:hrstd="t" o:hr="t" fillcolor="#a0a0a0" stroked="f"/>
         </w:pict>
       </w:r>
     </w:p>
